--- a/testakten/sozialrecht-wohnraumanpassung-rampe-pflegegrad-wittenberge/03_bauangebot_rampe.docx
+++ b/testakten/sozialrecht-wohnraumanpassung-rampe-pflegegrad-wittenberge/03_bauangebot_rampe.docx
@@ -55,7 +55,7 @@
           <w:b/>
           <w:sz w:val="22"/>
         </w:rPr>
-        <w:t>Telefon 03876 61 22 84, info@metallbau-teschner.example</w:t>
+        <w:t>Telefon 03876 61 22 84, info@metallbau-teschner.de</w:t>
       </w:r>
     </w:p>
     <w:p>
